--- a/Knowledge/3-Work knowledge/1-Software Engineering/2-Testing/5-My Source/1-ISTQB Foundation Level/5-Test Management/2-Common Estimation Techniques/9-Matrix based technique.docx
+++ b/Knowledge/3-Work knowledge/1-Software Engineering/2-Testing/5-My Source/1-ISTQB Foundation Level/5-Test Management/2-Common Estimation Techniques/9-Matrix based technique.docx
@@ -32,48 +32,39 @@
       </w:pPr>
       <w:r>
         <w:rPr>
-          <w:b/>
+          <w:rFonts w:ascii="Arial" w:eastAsia="Arial" w:hAnsi="Arial"/>
+          <w:sz w:val="18"/>
+          <w:highlight w:val="lightGray"/>
           <w:shd w:val="clear" w:color="auto" w:fill="B7B7B7"/>
         </w:rPr>
-        <w:t># Source</w:t>
-      </w:r>
-      <w:r>
-        <w:rPr>
+        <w:t xml:space="preserve"># Source: Chatgot </w:t>
+      </w:r>
+      <w:r>
+        <w:rPr>
+          <w:rFonts w:ascii="Arial" w:eastAsia="Arial" w:hAnsi="Arial"/>
+          <w:sz w:val="18"/>
+          <w:szCs w:val="14"/>
+          <w:highlight w:val="lightGray"/>
           <w:shd w:val="clear" w:color="auto" w:fill="B7B7B7"/>
         </w:rPr>
-        <w:t xml:space="preserve">: </w:t>
-      </w:r>
-      <w:r>
-        <w:rPr>
-          <w:b/>
+        <w:t>(GPT</w:t>
+      </w:r>
+      <w:r>
+        <w:rPr>
+          <w:rFonts w:ascii="Arial" w:eastAsia="Arial" w:hAnsi="Arial" w:cs="Cambria Math"/>
+          <w:sz w:val="18"/>
+          <w:szCs w:val="14"/>
+          <w:highlight w:val="lightGray"/>
           <w:shd w:val="clear" w:color="auto" w:fill="B7B7B7"/>
         </w:rPr>
-        <w:t xml:space="preserve">Chatgot </w:t>
-      </w:r>
-      <w:r>
-        <w:rPr>
-          <w:b/>
-          <w:sz w:val="14"/>
+        <w:t>‑</w:t>
+      </w:r>
+      <w:r>
+        <w:rPr>
+          <w:rFonts w:ascii="Arial" w:eastAsia="Arial" w:hAnsi="Arial"/>
+          <w:sz w:val="18"/>
           <w:szCs w:val="14"/>
-          <w:shd w:val="clear" w:color="auto" w:fill="B7B7B7"/>
-        </w:rPr>
-        <w:t>(GPT</w:t>
-      </w:r>
-      <w:r>
-        <w:rPr>
-          <w:rFonts w:ascii="Cambria Math" w:hAnsi="Cambria Math" w:cs="Cambria Math"/>
-          <w:b/>
-          <w:sz w:val="14"/>
-          <w:szCs w:val="14"/>
-          <w:shd w:val="clear" w:color="auto" w:fill="B7B7B7"/>
-        </w:rPr>
-        <w:t>‑</w:t>
-      </w:r>
-      <w:r>
-        <w:rPr>
-          <w:b/>
-          <w:sz w:val="14"/>
-          <w:szCs w:val="14"/>
+          <w:highlight w:val="lightGray"/>
           <w:shd w:val="clear" w:color="auto" w:fill="B7B7B7"/>
         </w:rPr>
         <w:t>5 Mini) at [8/17/2025]</w:t>
@@ -204,7 +195,7 @@
         <w:spacing w:before="480"/>
       </w:pPr>
       <w:r>
-        <w:pict w14:anchorId="1658B10F">
+        <w:pict w14:anchorId="229690A2">
           <v:rect id="_x0000_i1025" style="width:0;height:1.5pt" o:hralign="center" o:hrstd="t" o:hr="t" fillcolor="#a0a0a0" stroked="f"/>
         </w:pict>
       </w:r>
@@ -228,48 +219,39 @@
       </w:pPr>
       <w:r>
         <w:rPr>
-          <w:b/>
+          <w:rFonts w:ascii="Arial" w:eastAsia="Arial" w:hAnsi="Arial"/>
+          <w:sz w:val="18"/>
+          <w:highlight w:val="lightGray"/>
           <w:shd w:val="clear" w:color="auto" w:fill="B7B7B7"/>
         </w:rPr>
-        <w:t># Source</w:t>
-      </w:r>
-      <w:r>
-        <w:rPr>
+        <w:t xml:space="preserve"># Source: Chatgot </w:t>
+      </w:r>
+      <w:r>
+        <w:rPr>
+          <w:rFonts w:ascii="Arial" w:eastAsia="Arial" w:hAnsi="Arial"/>
+          <w:sz w:val="18"/>
+          <w:szCs w:val="14"/>
+          <w:highlight w:val="lightGray"/>
           <w:shd w:val="clear" w:color="auto" w:fill="B7B7B7"/>
         </w:rPr>
-        <w:t xml:space="preserve">: </w:t>
-      </w:r>
-      <w:r>
-        <w:rPr>
-          <w:b/>
+        <w:t>(GPT</w:t>
+      </w:r>
+      <w:r>
+        <w:rPr>
+          <w:rFonts w:ascii="Arial" w:eastAsia="Arial" w:hAnsi="Arial" w:cs="Cambria Math"/>
+          <w:sz w:val="18"/>
+          <w:szCs w:val="14"/>
+          <w:highlight w:val="lightGray"/>
           <w:shd w:val="clear" w:color="auto" w:fill="B7B7B7"/>
         </w:rPr>
-        <w:t xml:space="preserve">Chatgot </w:t>
-      </w:r>
-      <w:r>
-        <w:rPr>
-          <w:b/>
-          <w:sz w:val="14"/>
+        <w:t>‑</w:t>
+      </w:r>
+      <w:r>
+        <w:rPr>
+          <w:rFonts w:ascii="Arial" w:eastAsia="Arial" w:hAnsi="Arial"/>
+          <w:sz w:val="18"/>
           <w:szCs w:val="14"/>
-          <w:shd w:val="clear" w:color="auto" w:fill="B7B7B7"/>
-        </w:rPr>
-        <w:t>(GPT</w:t>
-      </w:r>
-      <w:r>
-        <w:rPr>
-          <w:rFonts w:ascii="Cambria Math" w:hAnsi="Cambria Math" w:cs="Cambria Math"/>
-          <w:b/>
-          <w:sz w:val="14"/>
-          <w:szCs w:val="14"/>
-          <w:shd w:val="clear" w:color="auto" w:fill="B7B7B7"/>
-        </w:rPr>
-        <w:t>‑</w:t>
-      </w:r>
-      <w:r>
-        <w:rPr>
-          <w:b/>
-          <w:sz w:val="14"/>
-          <w:szCs w:val="14"/>
+          <w:highlight w:val="lightGray"/>
           <w:shd w:val="clear" w:color="auto" w:fill="B7B7B7"/>
         </w:rPr>
         <w:t>5 Mini) at [8/17/2025]</w:t>
@@ -281,7 +263,7 @@
           <w:ilvl w:val="0"/>
           <w:numId w:val="6"/>
         </w:numPr>
-        <w:spacing w:before="240"/>
+        <w:spacing w:before="240" w:after="0" w:line="276" w:lineRule="auto"/>
       </w:pPr>
       <w:r>
         <w:rPr>
@@ -315,6 +297,7 @@
           <w:ilvl w:val="0"/>
           <w:numId w:val="6"/>
         </w:numPr>
+        <w:spacing w:after="0" w:line="276" w:lineRule="auto"/>
       </w:pPr>
       <w:r>
         <w:rPr>
@@ -348,7 +331,7 @@
           <w:ilvl w:val="0"/>
           <w:numId w:val="6"/>
         </w:numPr>
-        <w:spacing w:after="240"/>
+        <w:spacing w:after="240" w:line="276" w:lineRule="auto"/>
       </w:pPr>
       <w:r>
         <w:rPr>
@@ -381,7 +364,7 @@
         <w:spacing w:before="480"/>
       </w:pPr>
       <w:r>
-        <w:pict w14:anchorId="638D3954">
+        <w:pict w14:anchorId="053768E7">
           <v:rect id="_x0000_i1026" style="width:0;height:1.5pt" o:hralign="center" o:hrstd="t" o:hr="t" fillcolor="#a0a0a0" stroked="f"/>
         </w:pict>
       </w:r>
@@ -405,48 +388,39 @@
       </w:pPr>
       <w:r>
         <w:rPr>
-          <w:b/>
+          <w:rFonts w:ascii="Arial" w:eastAsia="Arial" w:hAnsi="Arial"/>
+          <w:sz w:val="18"/>
+          <w:highlight w:val="lightGray"/>
           <w:shd w:val="clear" w:color="auto" w:fill="B7B7B7"/>
         </w:rPr>
-        <w:t># Source</w:t>
-      </w:r>
-      <w:r>
-        <w:rPr>
+        <w:t xml:space="preserve"># Source: Chatgot </w:t>
+      </w:r>
+      <w:r>
+        <w:rPr>
+          <w:rFonts w:ascii="Arial" w:eastAsia="Arial" w:hAnsi="Arial"/>
+          <w:sz w:val="18"/>
+          <w:szCs w:val="14"/>
+          <w:highlight w:val="lightGray"/>
           <w:shd w:val="clear" w:color="auto" w:fill="B7B7B7"/>
         </w:rPr>
-        <w:t xml:space="preserve">: </w:t>
-      </w:r>
-      <w:r>
-        <w:rPr>
-          <w:b/>
+        <w:t>(GPT</w:t>
+      </w:r>
+      <w:r>
+        <w:rPr>
+          <w:rFonts w:ascii="Arial" w:eastAsia="Arial" w:hAnsi="Arial" w:cs="Cambria Math"/>
+          <w:sz w:val="18"/>
+          <w:szCs w:val="14"/>
+          <w:highlight w:val="lightGray"/>
           <w:shd w:val="clear" w:color="auto" w:fill="B7B7B7"/>
         </w:rPr>
-        <w:t xml:space="preserve">Chatgot </w:t>
-      </w:r>
-      <w:r>
-        <w:rPr>
-          <w:b/>
-          <w:sz w:val="14"/>
+        <w:t>‑</w:t>
+      </w:r>
+      <w:r>
+        <w:rPr>
+          <w:rFonts w:ascii="Arial" w:eastAsia="Arial" w:hAnsi="Arial"/>
+          <w:sz w:val="18"/>
           <w:szCs w:val="14"/>
-          <w:shd w:val="clear" w:color="auto" w:fill="B7B7B7"/>
-        </w:rPr>
-        <w:t>(GPT</w:t>
-      </w:r>
-      <w:r>
-        <w:rPr>
-          <w:rFonts w:ascii="Cambria Math" w:hAnsi="Cambria Math" w:cs="Cambria Math"/>
-          <w:b/>
-          <w:sz w:val="14"/>
-          <w:szCs w:val="14"/>
-          <w:shd w:val="clear" w:color="auto" w:fill="B7B7B7"/>
-        </w:rPr>
-        <w:t>‑</w:t>
-      </w:r>
-      <w:r>
-        <w:rPr>
-          <w:b/>
-          <w:sz w:val="14"/>
-          <w:szCs w:val="14"/>
+          <w:highlight w:val="lightGray"/>
           <w:shd w:val="clear" w:color="auto" w:fill="B7B7B7"/>
         </w:rPr>
         <w:t>5 Mini) at [8/17/2025]</w:t>
@@ -458,14 +432,13 @@
           <w:ilvl w:val="0"/>
           <w:numId w:val="4"/>
         </w:numPr>
-        <w:spacing w:before="240"/>
+        <w:spacing w:before="240" w:after="0" w:line="276" w:lineRule="auto"/>
       </w:pPr>
       <w:r>
         <w:rPr>
           <w:rFonts w:ascii="Roboto Mono" w:eastAsia="Roboto Mono" w:hAnsi="Roboto Mono" w:cs="Roboto Mono"/>
           <w:b/>
         </w:rPr>
-        <w:lastRenderedPageBreak/>
         <w:t>Identify estimation factors</w:t>
       </w:r>
       <w:r>
@@ -487,6 +460,7 @@
           <w:ilvl w:val="0"/>
           <w:numId w:val="4"/>
         </w:numPr>
+        <w:spacing w:after="0" w:line="276" w:lineRule="auto"/>
       </w:pPr>
       <w:r>
         <w:rPr>
@@ -514,6 +488,7 @@
           <w:ilvl w:val="0"/>
           <w:numId w:val="4"/>
         </w:numPr>
+        <w:spacing w:after="0" w:line="276" w:lineRule="auto"/>
       </w:pPr>
       <w:r>
         <w:rPr>
@@ -541,6 +516,7 @@
           <w:ilvl w:val="0"/>
           <w:numId w:val="4"/>
         </w:numPr>
+        <w:spacing w:after="0" w:line="276" w:lineRule="auto"/>
       </w:pPr>
       <w:r>
         <w:rPr>
@@ -568,7 +544,7 @@
           <w:ilvl w:val="0"/>
           <w:numId w:val="4"/>
         </w:numPr>
-        <w:spacing w:after="240"/>
+        <w:spacing w:after="240" w:line="276" w:lineRule="auto"/>
       </w:pPr>
       <w:r>
         <w:rPr>
@@ -595,7 +571,7 @@
         <w:spacing w:before="480"/>
       </w:pPr>
       <w:r>
-        <w:pict w14:anchorId="3BDD4427">
+        <w:pict w14:anchorId="39C0156C">
           <v:rect id="_x0000_i1027" style="width:0;height:1.5pt" o:hralign="center" o:hrstd="t" o:hr="t" fillcolor="#a0a0a0" stroked="f"/>
         </w:pict>
       </w:r>
@@ -619,48 +595,39 @@
       </w:pPr>
       <w:r>
         <w:rPr>
-          <w:b/>
+          <w:rFonts w:ascii="Arial" w:eastAsia="Arial" w:hAnsi="Arial"/>
+          <w:sz w:val="18"/>
+          <w:highlight w:val="lightGray"/>
           <w:shd w:val="clear" w:color="auto" w:fill="B7B7B7"/>
         </w:rPr>
-        <w:t># Source</w:t>
-      </w:r>
-      <w:r>
-        <w:rPr>
+        <w:t xml:space="preserve"># Source: Chatgot </w:t>
+      </w:r>
+      <w:r>
+        <w:rPr>
+          <w:rFonts w:ascii="Arial" w:eastAsia="Arial" w:hAnsi="Arial"/>
+          <w:sz w:val="18"/>
+          <w:szCs w:val="14"/>
+          <w:highlight w:val="lightGray"/>
           <w:shd w:val="clear" w:color="auto" w:fill="B7B7B7"/>
         </w:rPr>
-        <w:t xml:space="preserve">: </w:t>
-      </w:r>
-      <w:r>
-        <w:rPr>
-          <w:b/>
+        <w:t>(GPT</w:t>
+      </w:r>
+      <w:r>
+        <w:rPr>
+          <w:rFonts w:ascii="Arial" w:eastAsia="Arial" w:hAnsi="Arial" w:cs="Cambria Math"/>
+          <w:sz w:val="18"/>
+          <w:szCs w:val="14"/>
+          <w:highlight w:val="lightGray"/>
           <w:shd w:val="clear" w:color="auto" w:fill="B7B7B7"/>
         </w:rPr>
-        <w:t xml:space="preserve">Chatgot </w:t>
-      </w:r>
-      <w:r>
-        <w:rPr>
-          <w:b/>
-          <w:sz w:val="14"/>
+        <w:t>‑</w:t>
+      </w:r>
+      <w:r>
+        <w:rPr>
+          <w:rFonts w:ascii="Arial" w:eastAsia="Arial" w:hAnsi="Arial"/>
+          <w:sz w:val="18"/>
           <w:szCs w:val="14"/>
-          <w:shd w:val="clear" w:color="auto" w:fill="B7B7B7"/>
-        </w:rPr>
-        <w:t>(GPT</w:t>
-      </w:r>
-      <w:r>
-        <w:rPr>
-          <w:rFonts w:ascii="Cambria Math" w:hAnsi="Cambria Math" w:cs="Cambria Math"/>
-          <w:b/>
-          <w:sz w:val="14"/>
-          <w:szCs w:val="14"/>
-          <w:shd w:val="clear" w:color="auto" w:fill="B7B7B7"/>
-        </w:rPr>
-        <w:t>‑</w:t>
-      </w:r>
-      <w:r>
-        <w:rPr>
-          <w:b/>
-          <w:sz w:val="14"/>
-          <w:szCs w:val="14"/>
+          <w:highlight w:val="lightGray"/>
           <w:shd w:val="clear" w:color="auto" w:fill="B7B7B7"/>
         </w:rPr>
         <w:t>5 Mini) at [8/17/2025]</w:t>
@@ -711,48 +678,39 @@
       </w:pPr>
       <w:r>
         <w:rPr>
-          <w:b/>
+          <w:rFonts w:ascii="Arial" w:eastAsia="Arial" w:hAnsi="Arial"/>
+          <w:sz w:val="18"/>
+          <w:highlight w:val="lightGray"/>
           <w:shd w:val="clear" w:color="auto" w:fill="B7B7B7"/>
         </w:rPr>
-        <w:t># Source</w:t>
-      </w:r>
-      <w:r>
-        <w:rPr>
+        <w:t xml:space="preserve"># Source: Chatgot </w:t>
+      </w:r>
+      <w:r>
+        <w:rPr>
+          <w:rFonts w:ascii="Arial" w:eastAsia="Arial" w:hAnsi="Arial"/>
+          <w:sz w:val="18"/>
+          <w:szCs w:val="14"/>
+          <w:highlight w:val="lightGray"/>
           <w:shd w:val="clear" w:color="auto" w:fill="B7B7B7"/>
         </w:rPr>
-        <w:t xml:space="preserve">: </w:t>
-      </w:r>
-      <w:r>
-        <w:rPr>
-          <w:b/>
+        <w:t>(GPT</w:t>
+      </w:r>
+      <w:r>
+        <w:rPr>
+          <w:rFonts w:ascii="Arial" w:eastAsia="Arial" w:hAnsi="Arial" w:cs="Cambria Math"/>
+          <w:sz w:val="18"/>
+          <w:szCs w:val="14"/>
+          <w:highlight w:val="lightGray"/>
           <w:shd w:val="clear" w:color="auto" w:fill="B7B7B7"/>
         </w:rPr>
-        <w:t xml:space="preserve">Chatgot </w:t>
-      </w:r>
-      <w:r>
-        <w:rPr>
-          <w:b/>
-          <w:sz w:val="14"/>
+        <w:t>‑</w:t>
+      </w:r>
+      <w:r>
+        <w:rPr>
+          <w:rFonts w:ascii="Arial" w:eastAsia="Arial" w:hAnsi="Arial"/>
+          <w:sz w:val="18"/>
           <w:szCs w:val="14"/>
-          <w:shd w:val="clear" w:color="auto" w:fill="B7B7B7"/>
-        </w:rPr>
-        <w:t>(GPT</w:t>
-      </w:r>
-      <w:r>
-        <w:rPr>
-          <w:rFonts w:ascii="Cambria Math" w:hAnsi="Cambria Math" w:cs="Cambria Math"/>
-          <w:b/>
-          <w:sz w:val="14"/>
-          <w:szCs w:val="14"/>
-          <w:shd w:val="clear" w:color="auto" w:fill="B7B7B7"/>
-        </w:rPr>
-        <w:t>‑</w:t>
-      </w:r>
-      <w:r>
-        <w:rPr>
-          <w:b/>
-          <w:sz w:val="14"/>
-          <w:szCs w:val="14"/>
+          <w:highlight w:val="lightGray"/>
           <w:shd w:val="clear" w:color="auto" w:fill="B7B7B7"/>
         </w:rPr>
         <w:t>5 Mini) at [8/17/2025]</w:t>
@@ -764,7 +722,7 @@
           <w:ilvl w:val="0"/>
           <w:numId w:val="3"/>
         </w:numPr>
-        <w:spacing w:before="240"/>
+        <w:spacing w:before="240" w:after="0" w:line="276" w:lineRule="auto"/>
         <w:rPr>
           <w:rFonts w:ascii="Roboto Mono" w:eastAsia="Roboto Mono" w:hAnsi="Roboto Mono" w:cs="Roboto Mono"/>
         </w:rPr>
@@ -788,6 +746,7 @@
           <w:ilvl w:val="0"/>
           <w:numId w:val="3"/>
         </w:numPr>
+        <w:spacing w:after="0" w:line="276" w:lineRule="auto"/>
         <w:rPr>
           <w:rFonts w:ascii="Roboto Mono" w:eastAsia="Roboto Mono" w:hAnsi="Roboto Mono" w:cs="Roboto Mono"/>
         </w:rPr>
@@ -811,7 +770,7 @@
           <w:ilvl w:val="0"/>
           <w:numId w:val="3"/>
         </w:numPr>
-        <w:spacing w:after="240"/>
+        <w:spacing w:after="240" w:line="276" w:lineRule="auto"/>
         <w:rPr>
           <w:rFonts w:ascii="Roboto Mono" w:eastAsia="Roboto Mono" w:hAnsi="Roboto Mono" w:cs="Roboto Mono"/>
         </w:rPr>
@@ -847,50 +806,41 @@
       </w:pPr>
       <w:r>
         <w:rPr>
-          <w:b/>
+          <w:rFonts w:ascii="Arial" w:eastAsia="Arial" w:hAnsi="Arial"/>
+          <w:sz w:val="18"/>
+          <w:highlight w:val="lightGray"/>
           <w:shd w:val="clear" w:color="auto" w:fill="B7B7B7"/>
         </w:rPr>
-        <w:t># Source</w:t>
-      </w:r>
-      <w:r>
-        <w:rPr>
+        <w:t xml:space="preserve"># Source: Chatgot </w:t>
+      </w:r>
+      <w:r>
+        <w:rPr>
+          <w:rFonts w:ascii="Arial" w:eastAsia="Arial" w:hAnsi="Arial"/>
+          <w:sz w:val="18"/>
+          <w:szCs w:val="14"/>
+          <w:highlight w:val="lightGray"/>
           <w:shd w:val="clear" w:color="auto" w:fill="B7B7B7"/>
         </w:rPr>
-        <w:t xml:space="preserve">: </w:t>
-      </w:r>
-      <w:r>
-        <w:rPr>
-          <w:b/>
+        <w:t>(GPT</w:t>
+      </w:r>
+      <w:r>
+        <w:rPr>
+          <w:rFonts w:ascii="Arial" w:eastAsia="Arial" w:hAnsi="Arial" w:cs="Cambria Math"/>
+          <w:sz w:val="18"/>
+          <w:szCs w:val="14"/>
+          <w:highlight w:val="lightGray"/>
           <w:shd w:val="clear" w:color="auto" w:fill="B7B7B7"/>
         </w:rPr>
-        <w:t xml:space="preserve">Chatgot </w:t>
-      </w:r>
-      <w:r>
-        <w:rPr>
-          <w:b/>
-          <w:sz w:val="14"/>
+        <w:t>‑</w:t>
+      </w:r>
+      <w:r>
+        <w:rPr>
+          <w:rFonts w:ascii="Arial" w:eastAsia="Arial" w:hAnsi="Arial"/>
+          <w:sz w:val="18"/>
           <w:szCs w:val="14"/>
+          <w:highlight w:val="lightGray"/>
           <w:shd w:val="clear" w:color="auto" w:fill="B7B7B7"/>
         </w:rPr>
-        <w:t>(GPT</w:t>
-      </w:r>
-      <w:r>
-        <w:rPr>
-          <w:rFonts w:ascii="Cambria Math" w:hAnsi="Cambria Math" w:cs="Cambria Math"/>
-          <w:b/>
-          <w:sz w:val="14"/>
-          <w:szCs w:val="14"/>
-          <w:shd w:val="clear" w:color="auto" w:fill="B7B7B7"/>
-        </w:rPr>
-        <w:t>‑</w:t>
-      </w:r>
-      <w:r>
-        <w:rPr>
-          <w:b/>
-          <w:sz w:val="14"/>
-          <w:szCs w:val="14"/>
-          <w:shd w:val="clear" w:color="auto" w:fill="B7B7B7"/>
-        </w:rPr>
         <w:t>5 Mini) at [8/17/2025]</w:t>
       </w:r>
     </w:p>
@@ -899,9 +849,8 @@
         <w:rPr>
           <w:noProof/>
         </w:rPr>
-        <w:lastRenderedPageBreak/>
         <w:drawing>
-          <wp:inline distT="114300" distB="114300" distL="114300" distR="114300" wp14:anchorId="66723C0B" wp14:editId="47766636">
+          <wp:inline distT="114300" distB="114300" distL="114300" distR="114300" wp14:anchorId="6FF48074" wp14:editId="11F0D529">
             <wp:extent cx="5943600" cy="1968500"/>
             <wp:effectExtent l="0" t="0" r="0" b="0"/>
             <wp:docPr id="1" name="image1.png"/>
@@ -1950,48 +1899,39 @@
       </w:pPr>
       <w:r>
         <w:rPr>
-          <w:b/>
+          <w:rFonts w:ascii="Arial" w:eastAsia="Arial" w:hAnsi="Arial"/>
+          <w:sz w:val="18"/>
+          <w:highlight w:val="lightGray"/>
           <w:shd w:val="clear" w:color="auto" w:fill="B7B7B7"/>
         </w:rPr>
-        <w:t># Source</w:t>
-      </w:r>
-      <w:r>
-        <w:rPr>
+        <w:t xml:space="preserve"># Source: Chatgot </w:t>
+      </w:r>
+      <w:r>
+        <w:rPr>
+          <w:rFonts w:ascii="Arial" w:eastAsia="Arial" w:hAnsi="Arial"/>
+          <w:sz w:val="18"/>
+          <w:szCs w:val="14"/>
+          <w:highlight w:val="lightGray"/>
           <w:shd w:val="clear" w:color="auto" w:fill="B7B7B7"/>
         </w:rPr>
-        <w:t xml:space="preserve">: </w:t>
-      </w:r>
-      <w:r>
-        <w:rPr>
-          <w:b/>
+        <w:t>(GPT</w:t>
+      </w:r>
+      <w:r>
+        <w:rPr>
+          <w:rFonts w:ascii="Arial" w:eastAsia="Arial" w:hAnsi="Arial" w:cs="Cambria Math"/>
+          <w:sz w:val="18"/>
+          <w:szCs w:val="14"/>
+          <w:highlight w:val="lightGray"/>
           <w:shd w:val="clear" w:color="auto" w:fill="B7B7B7"/>
         </w:rPr>
-        <w:t xml:space="preserve">Chatgot </w:t>
-      </w:r>
-      <w:r>
-        <w:rPr>
-          <w:b/>
-          <w:sz w:val="14"/>
+        <w:t>‑</w:t>
+      </w:r>
+      <w:r>
+        <w:rPr>
+          <w:rFonts w:ascii="Arial" w:eastAsia="Arial" w:hAnsi="Arial"/>
+          <w:sz w:val="18"/>
           <w:szCs w:val="14"/>
-          <w:shd w:val="clear" w:color="auto" w:fill="B7B7B7"/>
-        </w:rPr>
-        <w:t>(GPT</w:t>
-      </w:r>
-      <w:r>
-        <w:rPr>
-          <w:rFonts w:ascii="Cambria Math" w:hAnsi="Cambria Math" w:cs="Cambria Math"/>
-          <w:b/>
-          <w:sz w:val="14"/>
-          <w:szCs w:val="14"/>
-          <w:shd w:val="clear" w:color="auto" w:fill="B7B7B7"/>
-        </w:rPr>
-        <w:t>‑</w:t>
-      </w:r>
-      <w:r>
-        <w:rPr>
-          <w:b/>
-          <w:sz w:val="14"/>
-          <w:szCs w:val="14"/>
+          <w:highlight w:val="lightGray"/>
           <w:shd w:val="clear" w:color="auto" w:fill="B7B7B7"/>
         </w:rPr>
         <w:t>5 Mini) at [8/17/2025]</w:t>
@@ -2003,7 +1943,7 @@
           <w:ilvl w:val="0"/>
           <w:numId w:val="5"/>
         </w:numPr>
-        <w:spacing w:before="240" w:after="240"/>
+        <w:spacing w:before="240" w:after="240" w:line="276" w:lineRule="auto"/>
       </w:pPr>
       <w:r>
         <w:rPr>
@@ -2033,7 +1973,7 @@
         <w:spacing w:before="480"/>
       </w:pPr>
       <w:r>
-        <w:pict w14:anchorId="328C5094">
+        <w:pict w14:anchorId="1902B038">
           <v:rect id="_x0000_i1028" style="width:0;height:1.5pt" o:hralign="center" o:hrstd="t" o:hr="t" fillcolor="#a0a0a0" stroked="f"/>
         </w:pict>
       </w:r>
@@ -2051,7 +1991,6 @@
         <w:rPr>
           <w:rFonts w:ascii="Arial Unicode MS" w:eastAsia="Arial Unicode MS" w:hAnsi="Arial Unicode MS" w:cs="Arial Unicode MS"/>
         </w:rPr>
-        <w:lastRenderedPageBreak/>
         <w:t>✅ Advantages</w:t>
       </w:r>
     </w:p>
@@ -2061,48 +2000,39 @@
       </w:pPr>
       <w:r>
         <w:rPr>
-          <w:b/>
+          <w:rFonts w:ascii="Arial" w:eastAsia="Arial" w:hAnsi="Arial"/>
+          <w:sz w:val="18"/>
+          <w:highlight w:val="lightGray"/>
           <w:shd w:val="clear" w:color="auto" w:fill="B7B7B7"/>
         </w:rPr>
-        <w:t># Source</w:t>
-      </w:r>
-      <w:r>
-        <w:rPr>
+        <w:t xml:space="preserve"># Source: Chatgot </w:t>
+      </w:r>
+      <w:r>
+        <w:rPr>
+          <w:rFonts w:ascii="Arial" w:eastAsia="Arial" w:hAnsi="Arial"/>
+          <w:sz w:val="18"/>
+          <w:szCs w:val="14"/>
+          <w:highlight w:val="lightGray"/>
           <w:shd w:val="clear" w:color="auto" w:fill="B7B7B7"/>
         </w:rPr>
-        <w:t xml:space="preserve">: </w:t>
-      </w:r>
-      <w:r>
-        <w:rPr>
-          <w:b/>
+        <w:t>(GPT</w:t>
+      </w:r>
+      <w:r>
+        <w:rPr>
+          <w:rFonts w:ascii="Arial" w:eastAsia="Arial" w:hAnsi="Arial" w:cs="Cambria Math"/>
+          <w:sz w:val="18"/>
+          <w:szCs w:val="14"/>
+          <w:highlight w:val="lightGray"/>
           <w:shd w:val="clear" w:color="auto" w:fill="B7B7B7"/>
         </w:rPr>
-        <w:t xml:space="preserve">Chatgot </w:t>
-      </w:r>
-      <w:r>
-        <w:rPr>
-          <w:b/>
-          <w:sz w:val="14"/>
+        <w:t>‑</w:t>
+      </w:r>
+      <w:r>
+        <w:rPr>
+          <w:rFonts w:ascii="Arial" w:eastAsia="Arial" w:hAnsi="Arial"/>
+          <w:sz w:val="18"/>
           <w:szCs w:val="14"/>
-          <w:shd w:val="clear" w:color="auto" w:fill="B7B7B7"/>
-        </w:rPr>
-        <w:t>(GPT</w:t>
-      </w:r>
-      <w:r>
-        <w:rPr>
-          <w:rFonts w:ascii="Cambria Math" w:hAnsi="Cambria Math" w:cs="Cambria Math"/>
-          <w:b/>
-          <w:sz w:val="14"/>
-          <w:szCs w:val="14"/>
-          <w:shd w:val="clear" w:color="auto" w:fill="B7B7B7"/>
-        </w:rPr>
-        <w:t>‑</w:t>
-      </w:r>
-      <w:r>
-        <w:rPr>
-          <w:b/>
-          <w:sz w:val="14"/>
-          <w:szCs w:val="14"/>
+          <w:highlight w:val="lightGray"/>
           <w:shd w:val="clear" w:color="auto" w:fill="B7B7B7"/>
         </w:rPr>
         <w:t>5 Mini) at [8/17/2025]</w:t>
@@ -2114,7 +2044,7 @@
           <w:ilvl w:val="0"/>
           <w:numId w:val="2"/>
         </w:numPr>
-        <w:spacing w:before="240"/>
+        <w:spacing w:before="240" w:after="0" w:line="276" w:lineRule="auto"/>
       </w:pPr>
       <w:r>
         <w:rPr>
@@ -2148,6 +2078,7 @@
           <w:ilvl w:val="0"/>
           <w:numId w:val="2"/>
         </w:numPr>
+        <w:spacing w:after="0" w:line="276" w:lineRule="auto"/>
         <w:rPr>
           <w:rFonts w:ascii="Roboto Mono" w:eastAsia="Roboto Mono" w:hAnsi="Roboto Mono" w:cs="Roboto Mono"/>
         </w:rPr>
@@ -2171,6 +2102,7 @@
           <w:ilvl w:val="0"/>
           <w:numId w:val="2"/>
         </w:numPr>
+        <w:spacing w:after="0" w:line="276" w:lineRule="auto"/>
       </w:pPr>
       <w:r>
         <w:rPr>
@@ -2204,7 +2136,7 @@
           <w:ilvl w:val="0"/>
           <w:numId w:val="2"/>
         </w:numPr>
-        <w:spacing w:after="240"/>
+        <w:spacing w:after="240" w:line="276" w:lineRule="auto"/>
       </w:pPr>
       <w:r>
         <w:rPr>
@@ -2251,48 +2183,39 @@
       </w:pPr>
       <w:r>
         <w:rPr>
-          <w:b/>
+          <w:rFonts w:ascii="Arial" w:eastAsia="Arial" w:hAnsi="Arial"/>
+          <w:sz w:val="18"/>
+          <w:highlight w:val="lightGray"/>
           <w:shd w:val="clear" w:color="auto" w:fill="B7B7B7"/>
         </w:rPr>
-        <w:t># Source</w:t>
-      </w:r>
-      <w:r>
-        <w:rPr>
+        <w:t xml:space="preserve"># Source: Chatgot </w:t>
+      </w:r>
+      <w:r>
+        <w:rPr>
+          <w:rFonts w:ascii="Arial" w:eastAsia="Arial" w:hAnsi="Arial"/>
+          <w:sz w:val="18"/>
+          <w:szCs w:val="14"/>
+          <w:highlight w:val="lightGray"/>
           <w:shd w:val="clear" w:color="auto" w:fill="B7B7B7"/>
         </w:rPr>
-        <w:t xml:space="preserve">: </w:t>
-      </w:r>
-      <w:r>
-        <w:rPr>
-          <w:b/>
+        <w:t>(GPT</w:t>
+      </w:r>
+      <w:r>
+        <w:rPr>
+          <w:rFonts w:ascii="Arial" w:eastAsia="Arial" w:hAnsi="Arial" w:cs="Cambria Math"/>
+          <w:sz w:val="18"/>
+          <w:szCs w:val="14"/>
+          <w:highlight w:val="lightGray"/>
           <w:shd w:val="clear" w:color="auto" w:fill="B7B7B7"/>
         </w:rPr>
-        <w:t xml:space="preserve">Chatgot </w:t>
-      </w:r>
-      <w:r>
-        <w:rPr>
-          <w:b/>
-          <w:sz w:val="14"/>
+        <w:t>‑</w:t>
+      </w:r>
+      <w:r>
+        <w:rPr>
+          <w:rFonts w:ascii="Arial" w:eastAsia="Arial" w:hAnsi="Arial"/>
+          <w:sz w:val="18"/>
           <w:szCs w:val="14"/>
-          <w:shd w:val="clear" w:color="auto" w:fill="B7B7B7"/>
-        </w:rPr>
-        <w:t>(GPT</w:t>
-      </w:r>
-      <w:r>
-        <w:rPr>
-          <w:rFonts w:ascii="Cambria Math" w:hAnsi="Cambria Math" w:cs="Cambria Math"/>
-          <w:b/>
-          <w:sz w:val="14"/>
-          <w:szCs w:val="14"/>
-          <w:shd w:val="clear" w:color="auto" w:fill="B7B7B7"/>
-        </w:rPr>
-        <w:t>‑</w:t>
-      </w:r>
-      <w:r>
-        <w:rPr>
-          <w:b/>
-          <w:sz w:val="14"/>
-          <w:szCs w:val="14"/>
+          <w:highlight w:val="lightGray"/>
           <w:shd w:val="clear" w:color="auto" w:fill="B7B7B7"/>
         </w:rPr>
         <w:t>5 Mini) at [8/17/2025]</w:t>
@@ -2304,7 +2227,7 @@
           <w:ilvl w:val="0"/>
           <w:numId w:val="1"/>
         </w:numPr>
-        <w:spacing w:before="240"/>
+        <w:spacing w:before="240" w:after="0" w:line="276" w:lineRule="auto"/>
       </w:pPr>
       <w:r>
         <w:rPr>
@@ -2338,6 +2261,7 @@
           <w:ilvl w:val="0"/>
           <w:numId w:val="1"/>
         </w:numPr>
+        <w:spacing w:after="0" w:line="276" w:lineRule="auto"/>
       </w:pPr>
       <w:r>
         <w:rPr>
@@ -2371,7 +2295,7 @@
           <w:ilvl w:val="0"/>
           <w:numId w:val="1"/>
         </w:numPr>
-        <w:spacing w:after="240"/>
+        <w:spacing w:after="240" w:line="276" w:lineRule="auto"/>
       </w:pPr>
       <w:r>
         <w:rPr>
@@ -2404,7 +2328,7 @@
         <w:spacing w:before="480"/>
       </w:pPr>
       <w:r>
-        <w:pict w14:anchorId="4BFC1163">
+        <w:pict w14:anchorId="172F21F9">
           <v:rect id="_x0000_i1029" style="width:0;height:1.5pt" o:hralign="center" o:hrstd="t" o:hr="t" fillcolor="#a0a0a0" stroked="f"/>
         </w:pict>
       </w:r>
@@ -2428,48 +2352,39 @@
       </w:pPr>
       <w:r>
         <w:rPr>
-          <w:b/>
+          <w:rFonts w:ascii="Arial" w:eastAsia="Arial" w:hAnsi="Arial"/>
+          <w:sz w:val="18"/>
+          <w:highlight w:val="lightGray"/>
           <w:shd w:val="clear" w:color="auto" w:fill="B7B7B7"/>
         </w:rPr>
-        <w:t># Source</w:t>
-      </w:r>
-      <w:r>
-        <w:rPr>
+        <w:t xml:space="preserve"># Source: Chatgot </w:t>
+      </w:r>
+      <w:r>
+        <w:rPr>
+          <w:rFonts w:ascii="Arial" w:eastAsia="Arial" w:hAnsi="Arial"/>
+          <w:sz w:val="18"/>
+          <w:szCs w:val="14"/>
+          <w:highlight w:val="lightGray"/>
           <w:shd w:val="clear" w:color="auto" w:fill="B7B7B7"/>
         </w:rPr>
-        <w:t xml:space="preserve">: </w:t>
-      </w:r>
-      <w:r>
-        <w:rPr>
-          <w:b/>
+        <w:t>(GPT</w:t>
+      </w:r>
+      <w:r>
+        <w:rPr>
+          <w:rFonts w:ascii="Arial" w:eastAsia="Arial" w:hAnsi="Arial" w:cs="Cambria Math"/>
+          <w:sz w:val="18"/>
+          <w:szCs w:val="14"/>
+          <w:highlight w:val="lightGray"/>
           <w:shd w:val="clear" w:color="auto" w:fill="B7B7B7"/>
         </w:rPr>
-        <w:t xml:space="preserve">Chatgot </w:t>
-      </w:r>
-      <w:r>
-        <w:rPr>
-          <w:b/>
-          <w:sz w:val="14"/>
+        <w:t>‑</w:t>
+      </w:r>
+      <w:r>
+        <w:rPr>
+          <w:rFonts w:ascii="Arial" w:eastAsia="Arial" w:hAnsi="Arial"/>
+          <w:sz w:val="18"/>
           <w:szCs w:val="14"/>
-          <w:shd w:val="clear" w:color="auto" w:fill="B7B7B7"/>
-        </w:rPr>
-        <w:t>(GPT</w:t>
-      </w:r>
-      <w:r>
-        <w:rPr>
-          <w:rFonts w:ascii="Cambria Math" w:hAnsi="Cambria Math" w:cs="Cambria Math"/>
-          <w:b/>
-          <w:sz w:val="14"/>
-          <w:szCs w:val="14"/>
-          <w:shd w:val="clear" w:color="auto" w:fill="B7B7B7"/>
-        </w:rPr>
-        <w:t>‑</w:t>
-      </w:r>
-      <w:r>
-        <w:rPr>
-          <w:b/>
-          <w:sz w:val="14"/>
-          <w:szCs w:val="14"/>
+          <w:highlight w:val="lightGray"/>
           <w:shd w:val="clear" w:color="auto" w:fill="B7B7B7"/>
         </w:rPr>
         <w:t>5 Mini) at [8/17/2025]</w:t>
@@ -2481,7 +2396,7 @@
           <w:ilvl w:val="0"/>
           <w:numId w:val="7"/>
         </w:numPr>
-        <w:spacing w:before="240"/>
+        <w:spacing w:before="240" w:after="0" w:line="276" w:lineRule="auto"/>
       </w:pPr>
       <w:r>
         <w:rPr>
@@ -2522,6 +2437,7 @@
           <w:ilvl w:val="0"/>
           <w:numId w:val="7"/>
         </w:numPr>
+        <w:spacing w:after="0" w:line="276" w:lineRule="auto"/>
       </w:pPr>
       <w:r>
         <w:rPr>
@@ -2555,7 +2471,7 @@
           <w:ilvl w:val="0"/>
           <w:numId w:val="7"/>
         </w:numPr>
-        <w:spacing w:after="240"/>
+        <w:spacing w:after="240" w:line="276" w:lineRule="auto"/>
       </w:pPr>
       <w:r>
         <w:rPr>
@@ -2588,18 +2504,18 @@
         <w:spacing w:before="480"/>
       </w:pPr>
       <w:r>
-        <w:lastRenderedPageBreak/>
-        <w:pict w14:anchorId="2033D1B7">
+        <w:pict w14:anchorId="063707D4">
           <v:rect id="_x0000_i1030" style="width:0;height:1.5pt" o:hralign="center" o:hrstd="t" o:hr="t" fillcolor="#a0a0a0" stroked="f"/>
         </w:pict>
       </w:r>
     </w:p>
+    <w:p/>
     <w:p/>
     <w:sectPr>
       <w:pgSz w:w="12240" w:h="15840"/>
       <w:pgMar w:top="1440" w:right="1440" w:bottom="1440" w:left="1440" w:header="720" w:footer="720" w:gutter="0"/>
-      <w:pgNumType w:start="1"/>
       <w:cols w:space="720"/>
+      <w:docGrid w:linePitch="360"/>
     </w:sectPr>
   </w:body>
 </w:document>
@@ -3822,18 +3738,6 @@
   <w:style w:type="paragraph" w:default="1" w:styleId="Normal">
     <w:name w:val="Normal"/>
     <w:qFormat/>
-    <w:rsid w:val="005E17B4"/>
-    <w:pPr>
-      <w:spacing w:after="0" w:line="276" w:lineRule="auto"/>
-    </w:pPr>
-    <w:rPr>
-      <w:rFonts w:ascii="Arial" w:eastAsia="Arial" w:hAnsi="Arial" w:cs="Arial"/>
-      <w:kern w:val="0"/>
-      <w:sz w:val="22"/>
-      <w:szCs w:val="22"/>
-      <w:lang w:val="en"/>
-      <w14:ligatures w14:val="none"/>
-    </w:rPr>
   </w:style>
   <w:style w:type="paragraph" w:styleId="Heading1">
     <w:name w:val="heading 1"/>
@@ -3842,7 +3746,7 @@
     <w:link w:val="Heading1Char"/>
     <w:uiPriority w:val="9"/>
     <w:qFormat/>
-    <w:rsid w:val="00631FCA"/>
+    <w:rsid w:val="001D5DF1"/>
     <w:pPr>
       <w:keepNext/>
       <w:keepLines/>
@@ -3864,7 +3768,7 @@
     <w:uiPriority w:val="9"/>
     <w:unhideWhenUsed/>
     <w:qFormat/>
-    <w:rsid w:val="00631FCA"/>
+    <w:rsid w:val="001D5DF1"/>
     <w:pPr>
       <w:keepNext/>
       <w:keepLines/>
@@ -3886,7 +3790,7 @@
     <w:uiPriority w:val="9"/>
     <w:unhideWhenUsed/>
     <w:qFormat/>
-    <w:rsid w:val="00631FCA"/>
+    <w:rsid w:val="001D5DF1"/>
     <w:pPr>
       <w:keepNext/>
       <w:keepLines/>
@@ -3909,7 +3813,7 @@
     <w:semiHidden/>
     <w:unhideWhenUsed/>
     <w:qFormat/>
-    <w:rsid w:val="00631FCA"/>
+    <w:rsid w:val="001D5DF1"/>
     <w:pPr>
       <w:keepNext/>
       <w:keepLines/>
@@ -3932,7 +3836,7 @@
     <w:semiHidden/>
     <w:unhideWhenUsed/>
     <w:qFormat/>
-    <w:rsid w:val="00631FCA"/>
+    <w:rsid w:val="001D5DF1"/>
     <w:pPr>
       <w:keepNext/>
       <w:keepLines/>
@@ -3953,11 +3857,11 @@
     <w:semiHidden/>
     <w:unhideWhenUsed/>
     <w:qFormat/>
-    <w:rsid w:val="00631FCA"/>
+    <w:rsid w:val="001D5DF1"/>
     <w:pPr>
       <w:keepNext/>
       <w:keepLines/>
-      <w:spacing w:before="40"/>
+      <w:spacing w:before="40" w:after="0"/>
       <w:outlineLvl w:val="5"/>
     </w:pPr>
     <w:rPr>
@@ -3976,11 +3880,11 @@
     <w:semiHidden/>
     <w:unhideWhenUsed/>
     <w:qFormat/>
-    <w:rsid w:val="00631FCA"/>
+    <w:rsid w:val="001D5DF1"/>
     <w:pPr>
       <w:keepNext/>
       <w:keepLines/>
-      <w:spacing w:before="40"/>
+      <w:spacing w:before="40" w:after="0"/>
       <w:outlineLvl w:val="6"/>
     </w:pPr>
     <w:rPr>
@@ -3997,10 +3901,11 @@
     <w:semiHidden/>
     <w:unhideWhenUsed/>
     <w:qFormat/>
-    <w:rsid w:val="00631FCA"/>
+    <w:rsid w:val="001D5DF1"/>
     <w:pPr>
       <w:keepNext/>
       <w:keepLines/>
+      <w:spacing w:after="0"/>
       <w:outlineLvl w:val="7"/>
     </w:pPr>
     <w:rPr>
@@ -4019,10 +3924,11 @@
     <w:semiHidden/>
     <w:unhideWhenUsed/>
     <w:qFormat/>
-    <w:rsid w:val="00631FCA"/>
+    <w:rsid w:val="001D5DF1"/>
     <w:pPr>
       <w:keepNext/>
       <w:keepLines/>
+      <w:spacing w:after="0"/>
       <w:outlineLvl w:val="8"/>
     </w:pPr>
     <w:rPr>
@@ -4062,7 +3968,7 @@
     <w:basedOn w:val="DefaultParagraphFont"/>
     <w:link w:val="Heading1"/>
     <w:uiPriority w:val="9"/>
-    <w:rsid w:val="00631FCA"/>
+    <w:rsid w:val="001D5DF1"/>
     <w:rPr>
       <w:rFonts w:asciiTheme="majorHAnsi" w:eastAsiaTheme="majorEastAsia" w:hAnsiTheme="majorHAnsi" w:cstheme="majorBidi"/>
       <w:color w:val="2F5496" w:themeColor="accent1" w:themeShade="BF"/>
@@ -4075,7 +3981,7 @@
     <w:basedOn w:val="DefaultParagraphFont"/>
     <w:link w:val="Heading2"/>
     <w:uiPriority w:val="9"/>
-    <w:rsid w:val="00631FCA"/>
+    <w:rsid w:val="001D5DF1"/>
     <w:rPr>
       <w:rFonts w:asciiTheme="majorHAnsi" w:eastAsiaTheme="majorEastAsia" w:hAnsiTheme="majorHAnsi" w:cstheme="majorBidi"/>
       <w:color w:val="2F5496" w:themeColor="accent1" w:themeShade="BF"/>
@@ -4088,7 +3994,7 @@
     <w:basedOn w:val="DefaultParagraphFont"/>
     <w:link w:val="Heading3"/>
     <w:uiPriority w:val="9"/>
-    <w:rsid w:val="00631FCA"/>
+    <w:rsid w:val="001D5DF1"/>
     <w:rPr>
       <w:rFonts w:eastAsiaTheme="majorEastAsia" w:cstheme="majorBidi"/>
       <w:color w:val="2F5496" w:themeColor="accent1" w:themeShade="BF"/>
@@ -4102,7 +4008,7 @@
     <w:link w:val="Heading4"/>
     <w:uiPriority w:val="9"/>
     <w:semiHidden/>
-    <w:rsid w:val="00631FCA"/>
+    <w:rsid w:val="001D5DF1"/>
     <w:rPr>
       <w:rFonts w:eastAsiaTheme="majorEastAsia" w:cstheme="majorBidi"/>
       <w:i/>
@@ -4116,7 +4022,7 @@
     <w:link w:val="Heading5"/>
     <w:uiPriority w:val="9"/>
     <w:semiHidden/>
-    <w:rsid w:val="00631FCA"/>
+    <w:rsid w:val="001D5DF1"/>
     <w:rPr>
       <w:rFonts w:eastAsiaTheme="majorEastAsia" w:cstheme="majorBidi"/>
       <w:color w:val="2F5496" w:themeColor="accent1" w:themeShade="BF"/>
@@ -4128,7 +4034,7 @@
     <w:link w:val="Heading6"/>
     <w:uiPriority w:val="9"/>
     <w:semiHidden/>
-    <w:rsid w:val="00631FCA"/>
+    <w:rsid w:val="001D5DF1"/>
     <w:rPr>
       <w:rFonts w:eastAsiaTheme="majorEastAsia" w:cstheme="majorBidi"/>
       <w:i/>
@@ -4142,7 +4048,7 @@
     <w:link w:val="Heading7"/>
     <w:uiPriority w:val="9"/>
     <w:semiHidden/>
-    <w:rsid w:val="00631FCA"/>
+    <w:rsid w:val="001D5DF1"/>
     <w:rPr>
       <w:rFonts w:eastAsiaTheme="majorEastAsia" w:cstheme="majorBidi"/>
       <w:color w:val="595959" w:themeColor="text1" w:themeTint="A6"/>
@@ -4154,7 +4060,7 @@
     <w:link w:val="Heading8"/>
     <w:uiPriority w:val="9"/>
     <w:semiHidden/>
-    <w:rsid w:val="00631FCA"/>
+    <w:rsid w:val="001D5DF1"/>
     <w:rPr>
       <w:rFonts w:eastAsiaTheme="majorEastAsia" w:cstheme="majorBidi"/>
       <w:i/>
@@ -4168,7 +4074,7 @@
     <w:link w:val="Heading9"/>
     <w:uiPriority w:val="9"/>
     <w:semiHidden/>
-    <w:rsid w:val="00631FCA"/>
+    <w:rsid w:val="001D5DF1"/>
     <w:rPr>
       <w:rFonts w:eastAsiaTheme="majorEastAsia" w:cstheme="majorBidi"/>
       <w:color w:val="272727" w:themeColor="text1" w:themeTint="D8"/>
@@ -4181,7 +4087,7 @@
     <w:link w:val="TitleChar"/>
     <w:uiPriority w:val="10"/>
     <w:qFormat/>
-    <w:rsid w:val="00631FCA"/>
+    <w:rsid w:val="001D5DF1"/>
     <w:pPr>
       <w:spacing w:after="80" w:line="240" w:lineRule="auto"/>
       <w:contextualSpacing/>
@@ -4199,7 +4105,7 @@
     <w:basedOn w:val="DefaultParagraphFont"/>
     <w:link w:val="Title"/>
     <w:uiPriority w:val="10"/>
-    <w:rsid w:val="00631FCA"/>
+    <w:rsid w:val="001D5DF1"/>
     <w:rPr>
       <w:rFonts w:asciiTheme="majorHAnsi" w:eastAsiaTheme="majorEastAsia" w:hAnsiTheme="majorHAnsi" w:cstheme="majorBidi"/>
       <w:spacing w:val="-10"/>
@@ -4215,7 +4121,7 @@
     <w:link w:val="SubtitleChar"/>
     <w:uiPriority w:val="11"/>
     <w:qFormat/>
-    <w:rsid w:val="00631FCA"/>
+    <w:rsid w:val="001D5DF1"/>
     <w:pPr>
       <w:numPr>
         <w:ilvl w:val="1"/>
@@ -4234,7 +4140,7 @@
     <w:basedOn w:val="DefaultParagraphFont"/>
     <w:link w:val="Subtitle"/>
     <w:uiPriority w:val="11"/>
-    <w:rsid w:val="00631FCA"/>
+    <w:rsid w:val="001D5DF1"/>
     <w:rPr>
       <w:rFonts w:eastAsiaTheme="majorEastAsia" w:cstheme="majorBidi"/>
       <w:color w:val="595959" w:themeColor="text1" w:themeTint="A6"/>
@@ -4250,7 +4156,7 @@
     <w:link w:val="QuoteChar"/>
     <w:uiPriority w:val="29"/>
     <w:qFormat/>
-    <w:rsid w:val="00631FCA"/>
+    <w:rsid w:val="001D5DF1"/>
     <w:pPr>
       <w:spacing w:before="160"/>
       <w:jc w:val="center"/>
@@ -4266,7 +4172,7 @@
     <w:basedOn w:val="DefaultParagraphFont"/>
     <w:link w:val="Quote"/>
     <w:uiPriority w:val="29"/>
-    <w:rsid w:val="00631FCA"/>
+    <w:rsid w:val="001D5DF1"/>
     <w:rPr>
       <w:i/>
       <w:iCs/>
@@ -4278,7 +4184,7 @@
     <w:basedOn w:val="Normal"/>
     <w:uiPriority w:val="34"/>
     <w:qFormat/>
-    <w:rsid w:val="00631FCA"/>
+    <w:rsid w:val="001D5DF1"/>
     <w:pPr>
       <w:ind w:left="720"/>
       <w:contextualSpacing/>
@@ -4289,7 +4195,7 @@
     <w:basedOn w:val="DefaultParagraphFont"/>
     <w:uiPriority w:val="21"/>
     <w:qFormat/>
-    <w:rsid w:val="00631FCA"/>
+    <w:rsid w:val="001D5DF1"/>
     <w:rPr>
       <w:i/>
       <w:iCs/>
@@ -4303,7 +4209,7 @@
     <w:link w:val="IntenseQuoteChar"/>
     <w:uiPriority w:val="30"/>
     <w:qFormat/>
-    <w:rsid w:val="00631FCA"/>
+    <w:rsid w:val="001D5DF1"/>
     <w:pPr>
       <w:pBdr>
         <w:top w:val="single" w:sz="4" w:space="10" w:color="2F5496" w:themeColor="accent1" w:themeShade="BF"/>
@@ -4324,7 +4230,7 @@
     <w:basedOn w:val="DefaultParagraphFont"/>
     <w:link w:val="IntenseQuote"/>
     <w:uiPriority w:val="30"/>
-    <w:rsid w:val="00631FCA"/>
+    <w:rsid w:val="001D5DF1"/>
     <w:rPr>
       <w:i/>
       <w:iCs/>
@@ -4336,7 +4242,7 @@
     <w:basedOn w:val="DefaultParagraphFont"/>
     <w:uiPriority w:val="32"/>
     <w:qFormat/>
-    <w:rsid w:val="00631FCA"/>
+    <w:rsid w:val="001D5DF1"/>
     <w:rPr>
       <w:b/>
       <w:bCs/>
